--- a/documentation/Overall Workflow Plan.docx
+++ b/documentation/Overall Workflow Plan.docx
@@ -1,6 +1,6 @@
 
 <file path=word/document.xml><?xml version="1.0" encoding="utf-8"?>
-<w:document xmlns:wpc="http://schemas.microsoft.com/office/word/2010/wordprocessingCanvas" xmlns:cx="http://schemas.microsoft.com/office/drawing/2014/chartex" xmlns:cx1="http://schemas.microsoft.com/office/drawing/2015/9/8/chartex" xmlns:cx2="http://schemas.microsoft.com/office/drawing/2015/10/21/chartex" xmlns:cx3="http://schemas.microsoft.com/office/drawing/2016/5/9/chartex" xmlns:cx4="http://schemas.microsoft.com/office/drawing/2016/5/10/chartex" xmlns:cx5="http://schemas.microsoft.com/office/drawing/2016/5/11/chartex" xmlns:cx6="http://schemas.microsoft.com/office/drawing/2016/5/12/chartex" xmlns:cx7="http://schemas.microsoft.com/office/drawing/2016/5/13/chartex" xmlns:cx8="http://schemas.microsoft.com/office/drawing/2016/5/14/chartex" xmlns:mc="http://schemas.openxmlformats.org/markup-compatibility/2006" xmlns:m="http://schemas.openxmlformats.org/officeDocument/2006/math" xmlns:aink="http://schemas.microsoft.com/office/drawing/2016/ink" xmlns:am3d="http://schemas.microsoft.com/office/drawing/2017/model3d" xmlns:oel="http://schemas.microsoft.com/office/2019/extlst" xmlns:r="http://schemas.openxmlformats.org/officeDocument/2006/relationships" xmlns:wp14="http://schemas.microsoft.com/office/word/2010/wordprocessingDrawing" xmlns:wp="http://schemas.openxmlformats.org/drawingml/2006/wordprocessingDrawing" xmlns:wpg="http://schemas.microsoft.com/office/word/2010/wordprocessingGroup" xmlns:wpi="http://schemas.microsoft.com/office/word/2010/wordprocessingInk" xmlns:wps="http://schemas.microsoft.com/office/word/2010/wordprocessingShape" xmlns:o="urn:schemas-microsoft-com:office:office" xmlns:v="urn:schemas-microsoft-com:vml" xmlns:w10="urn:schemas-microsoft-com:office:word" xmlns:w="http://schemas.openxmlformats.org/wordprocessingml/2006/main" xmlns:w14="http://schemas.microsoft.com/office/word/2010/wordml" xmlns:w15="http://schemas.microsoft.com/office/word/2012/wordml" xmlns:w16cex="http://schemas.microsoft.com/office/word/2018/wordml/cex" xmlns:w16cid="http://schemas.microsoft.com/office/word/2016/wordml/cid" xmlns:w16="http://schemas.microsoft.com/office/word/2018/wordml" xmlns:w16sdtdh="http://schemas.microsoft.com/office/word/2020/wordml/sdtdatahash" xmlns:w16sdtfl="http://schemas.microsoft.com/office/word/2024/wordml/sdtformatlock" xmlns:w16se="http://schemas.microsoft.com/office/word/2015/wordml/symex" xmlns:w16du="http://schemas.microsoft.com/office/word/2023/wordml/word16du" xmlns:wne="http://schemas.microsoft.com/office/word/2006/wordml" mc:Ignorable="w14 w15 w16se w16cid w16 w16cex w16sdtdh w16sdtfl w16du wp14">
+<w:document xmlns:wpc="http://schemas.microsoft.com/office/word/2010/wordprocessingCanvas" xmlns:cx="http://schemas.microsoft.com/office/drawing/2014/chartex" xmlns:cx1="http://schemas.microsoft.com/office/drawing/2015/9/8/chartex" xmlns:cx2="http://schemas.microsoft.com/office/drawing/2015/10/21/chartex" xmlns:cx3="http://schemas.microsoft.com/office/drawing/2016/5/9/chartex" xmlns:cx4="http://schemas.microsoft.com/office/drawing/2016/5/10/chartex" xmlns:cx5="http://schemas.microsoft.com/office/drawing/2016/5/11/chartex" xmlns:cx6="http://schemas.microsoft.com/office/drawing/2016/5/12/chartex" xmlns:cx7="http://schemas.microsoft.com/office/drawing/2016/5/13/chartex" xmlns:cx8="http://schemas.microsoft.com/office/drawing/2016/5/14/chartex" xmlns:mc="http://schemas.openxmlformats.org/markup-compatibility/2006" xmlns:m="http://schemas.openxmlformats.org/officeDocument/2006/math" xmlns:aink="http://schemas.microsoft.com/office/drawing/2016/ink" xmlns:am3d="http://schemas.microsoft.com/office/drawing/2017/model3d" xmlns:oel="http://schemas.microsoft.com/office/2019/extlst" xmlns:r="http://schemas.openxmlformats.org/officeDocument/2006/relationships" xmlns:wp14="http://schemas.microsoft.com/office/word/2010/wordprocessingDrawing" xmlns:wp="http://schemas.openxmlformats.org/drawingml/2006/wordprocessingDrawing" xmlns:wpg="http://schemas.microsoft.com/office/word/2010/wordprocessingGroup" xmlns:wpi="http://schemas.microsoft.com/office/word/2010/wordprocessingInk" xmlns:wps="http://schemas.microsoft.com/office/word/2010/wordprocessingShape" xmlns:o="urn:schemas-microsoft-com:office:office" xmlns:v="urn:schemas-microsoft-com:vml" xmlns:w10="urn:schemas-microsoft-com:office:word" xmlns:w="http://schemas.openxmlformats.org/wordprocessingml/2006/main" xmlns:w14="http://schemas.microsoft.com/office/word/2010/wordml" xmlns:w15="http://schemas.microsoft.com/office/word/2012/wordml" xmlns:w16cei="http://schemas.microsoft.com/office/word/2026/wordml/cei" xmlns:w16cex="http://schemas.microsoft.com/office/word/2018/wordml/cex" xmlns:w16cid="http://schemas.microsoft.com/office/word/2016/wordml/cid" xmlns:w16="http://schemas.microsoft.com/office/word/2018/wordml" xmlns:w16sdtdh="http://schemas.microsoft.com/office/word/2020/wordml/sdtdatahash" xmlns:w16sdtfl="http://schemas.microsoft.com/office/word/2024/wordml/sdtformatlock" xmlns:w16se="http://schemas.microsoft.com/office/word/2015/wordml/symex" xmlns:w16du="http://schemas.microsoft.com/office/word/2023/wordml/word16du" xmlns:wne="http://schemas.microsoft.com/office/word/2006/wordml" mc:Ignorable="w14 w15 w16se w16cid w16 w16cex w16sdtdh w16sdtfl w16du wp14">
   <w:body>
     <w:p/>
     <w:p/>
@@ -182,10 +182,7 @@
         </w:numPr>
       </w:pPr>
       <w:r>
-        <w:t xml:space="preserve">Confirm </w:t>
-      </w:r>
-      <w:r>
-        <w:t>NHP + I-9 + background check complete</w:t>
+        <w:t>Confirm NHP + I-9 + background check complete</w:t>
       </w:r>
     </w:p>
     <w:p>
@@ -200,10 +197,7 @@
         <w:t xml:space="preserve">Yes: </w:t>
       </w:r>
       <w:r>
-        <w:t xml:space="preserve">Fill out and send documents to HRIS for </w:t>
-      </w:r>
-      <w:r>
-        <w:t>PCN and EID creation</w:t>
+        <w:t>Fill out and send documents to HRIS for PCN and EID creation</w:t>
       </w:r>
       <w:r>
         <w:t>:</w:t>
@@ -429,6 +423,9 @@
       <w:r>
         <w:t>clear them)</w:t>
       </w:r>
+      <w:r>
+        <w:t xml:space="preserve"> (Activity = “Start date pushed”</w:t>
+      </w:r>
     </w:p>
     <w:p>
       <w:pPr>
@@ -452,13 +449,7 @@
         </w:numPr>
       </w:pPr>
       <w:r>
-        <w:t>Touchpoint 1 (</w:t>
-      </w:r>
-      <w:r>
-        <w:t>day 1</w:t>
-      </w:r>
-      <w:r>
-        <w:t>):</w:t>
+        <w:t>Touchpoint 1 (day 1):</w:t>
       </w:r>
     </w:p>
     <w:p>
@@ -696,15 +687,13 @@
         <w:pStyle w:val="Heading1"/>
       </w:pPr>
       <w:r>
+        <w:lastRenderedPageBreak/>
         <w:t>Demo Flow</w:t>
       </w:r>
     </w:p>
     <w:p>
       <w:r>
-        <w:t>ChatGPT demo recommendation: m</w:t>
-      </w:r>
-      <w:r>
-        <w:t xml:space="preserve">ake the demo revolve around </w:t>
+        <w:t xml:space="preserve">ChatGPT demo recommendation: make the demo revolve around </w:t>
       </w:r>
       <w:r>
         <w:rPr>
@@ -713,11 +702,86 @@
         <w:t>one physician hire with missing documents and a looming start date</w:t>
       </w:r>
       <w:r>
-        <w:t xml:space="preserve">. Show Maestro detecting the missing </w:t>
-      </w:r>
-      <w:r>
-        <w:lastRenderedPageBreak/>
-        <w:t>NHP/I-9/background dependency, blocking EID submission, drafting follow-ups, escalating clearance risk, then generating a start-date push and weekly report-out.</w:t>
+        <w:t>. Show Maestro detecting the missing NHP/I-9/background dependency, blocking EID submission, drafting follow-ups, escalating clearance risk, then generating a start-date push and weekly report-out.</w:t>
+      </w:r>
+    </w:p>
+    <w:p/>
+    <w:p/>
+    <w:p/>
+    <w:p/>
+    <w:p>
+      <w:r>
+        <w:t>Intake Details</w:t>
+      </w:r>
+    </w:p>
+    <w:p>
+      <w:pPr>
+        <w:pStyle w:val="ListParagraph"/>
+        <w:numPr>
+          <w:ilvl w:val="0"/>
+          <w:numId w:val="5"/>
+        </w:numPr>
+      </w:pPr>
+      <w:r>
+        <w:t>Email comes in</w:t>
+      </w:r>
+    </w:p>
+    <w:p>
+      <w:pPr>
+        <w:pStyle w:val="ListParagraph"/>
+        <w:numPr>
+          <w:ilvl w:val="0"/>
+          <w:numId w:val="5"/>
+        </w:numPr>
+      </w:pPr>
+      <w:r>
+        <w:t>Agent analyzes email, detects document types and intents</w:t>
+      </w:r>
+    </w:p>
+    <w:p>
+      <w:pPr>
+        <w:pStyle w:val="ListParagraph"/>
+        <w:numPr>
+          <w:ilvl w:val="0"/>
+          <w:numId w:val="5"/>
+        </w:numPr>
+      </w:pPr>
+      <w:r>
+        <w:t>Process received documents</w:t>
+      </w:r>
+    </w:p>
+    <w:p/>
+    <w:p/>
+    <w:p>
+      <w:r>
+        <w:t>Later</w:t>
+      </w:r>
+    </w:p>
+    <w:p>
+      <w:pPr>
+        <w:pStyle w:val="ListParagraph"/>
+        <w:numPr>
+          <w:ilvl w:val="0"/>
+          <w:numId w:val="5"/>
+        </w:numPr>
+      </w:pPr>
+      <w:r>
+        <w:t>Agent to check what’s outstanding from candidate or other teams</w:t>
+      </w:r>
+    </w:p>
+    <w:p>
+      <w:pPr>
+        <w:pStyle w:val="ListParagraph"/>
+        <w:numPr>
+          <w:ilvl w:val="1"/>
+          <w:numId w:val="5"/>
+        </w:numPr>
+      </w:pPr>
+      <w:r>
+        <w:t xml:space="preserve">Idea: have CG index with list of teams and items required by each, with contact </w:t>
+      </w:r>
+      <w:r>
+        <w:t>info</w:t>
       </w:r>
     </w:p>
     <w:sectPr>
@@ -731,8 +795,120 @@
 </file>
 
 <file path=word/numbering.xml><?xml version="1.0" encoding="utf-8"?>
-<w:numbering xmlns:wpc="http://schemas.microsoft.com/office/word/2010/wordprocessingCanvas" xmlns:cx="http://schemas.microsoft.com/office/drawing/2014/chartex" xmlns:cx1="http://schemas.microsoft.com/office/drawing/2015/9/8/chartex" xmlns:cx2="http://schemas.microsoft.com/office/drawing/2015/10/21/chartex" xmlns:cx3="http://schemas.microsoft.com/office/drawing/2016/5/9/chartex" xmlns:cx4="http://schemas.microsoft.com/office/drawing/2016/5/10/chartex" xmlns:cx5="http://schemas.microsoft.com/office/drawing/2016/5/11/chartex" xmlns:cx6="http://schemas.microsoft.com/office/drawing/2016/5/12/chartex" xmlns:cx7="http://schemas.microsoft.com/office/drawing/2016/5/13/chartex" xmlns:cx8="http://schemas.microsoft.com/office/drawing/2016/5/14/chartex" xmlns:mc="http://schemas.openxmlformats.org/markup-compatibility/2006" xmlns:m="http://schemas.openxmlformats.org/officeDocument/2006/math" xmlns:aink="http://schemas.microsoft.com/office/drawing/2016/ink" xmlns:am3d="http://schemas.microsoft.com/office/drawing/2017/model3d" xmlns:oel="http://schemas.microsoft.com/office/2019/extlst" xmlns:r="http://schemas.openxmlformats.org/officeDocument/2006/relationships" xmlns:wp14="http://schemas.microsoft.com/office/word/2010/wordprocessingDrawing" xmlns:wp="http://schemas.openxmlformats.org/drawingml/2006/wordprocessingDrawing" xmlns:wpg="http://schemas.microsoft.com/office/word/2010/wordprocessingGroup" xmlns:wpi="http://schemas.microsoft.com/office/word/2010/wordprocessingInk" xmlns:wps="http://schemas.microsoft.com/office/word/2010/wordprocessingShape" xmlns:o="urn:schemas-microsoft-com:office:office" xmlns:v="urn:schemas-microsoft-com:vml" xmlns:w10="urn:schemas-microsoft-com:office:word" xmlns:w="http://schemas.openxmlformats.org/wordprocessingml/2006/main" xmlns:w14="http://schemas.microsoft.com/office/word/2010/wordml" xmlns:w15="http://schemas.microsoft.com/office/word/2012/wordml" xmlns:w16cex="http://schemas.microsoft.com/office/word/2018/wordml/cex" xmlns:w16cid="http://schemas.microsoft.com/office/word/2016/wordml/cid" xmlns:w16="http://schemas.microsoft.com/office/word/2018/wordml" xmlns:w16sdtdh="http://schemas.microsoft.com/office/word/2020/wordml/sdtdatahash" xmlns:w16sdtfl="http://schemas.microsoft.com/office/word/2024/wordml/sdtformatlock" xmlns:w16se="http://schemas.microsoft.com/office/word/2015/wordml/symex" xmlns:w16du="http://schemas.microsoft.com/office/word/2023/wordml/word16du" xmlns:wne="http://schemas.microsoft.com/office/word/2006/wordml" mc:Ignorable="w14 w15 w16se w16cid w16 w16cex w16sdtdh w16sdtfl w16du wp14">
+<w:numbering xmlns:wpc="http://schemas.microsoft.com/office/word/2010/wordprocessingCanvas" xmlns:cx="http://schemas.microsoft.com/office/drawing/2014/chartex" xmlns:cx1="http://schemas.microsoft.com/office/drawing/2015/9/8/chartex" xmlns:cx2="http://schemas.microsoft.com/office/drawing/2015/10/21/chartex" xmlns:cx3="http://schemas.microsoft.com/office/drawing/2016/5/9/chartex" xmlns:cx4="http://schemas.microsoft.com/office/drawing/2016/5/10/chartex" xmlns:cx5="http://schemas.microsoft.com/office/drawing/2016/5/11/chartex" xmlns:cx6="http://schemas.microsoft.com/office/drawing/2016/5/12/chartex" xmlns:cx7="http://schemas.microsoft.com/office/drawing/2016/5/13/chartex" xmlns:cx8="http://schemas.microsoft.com/office/drawing/2016/5/14/chartex" xmlns:mc="http://schemas.openxmlformats.org/markup-compatibility/2006" xmlns:m="http://schemas.openxmlformats.org/officeDocument/2006/math" xmlns:aink="http://schemas.microsoft.com/office/drawing/2016/ink" xmlns:am3d="http://schemas.microsoft.com/office/drawing/2017/model3d" xmlns:oel="http://schemas.microsoft.com/office/2019/extlst" xmlns:r="http://schemas.openxmlformats.org/officeDocument/2006/relationships" xmlns:wp14="http://schemas.microsoft.com/office/word/2010/wordprocessingDrawing" xmlns:wp="http://schemas.openxmlformats.org/drawingml/2006/wordprocessingDrawing" xmlns:wpg="http://schemas.microsoft.com/office/word/2010/wordprocessingGroup" xmlns:wpi="http://schemas.microsoft.com/office/word/2010/wordprocessingInk" xmlns:wps="http://schemas.microsoft.com/office/word/2010/wordprocessingShape" xmlns:o="urn:schemas-microsoft-com:office:office" xmlns:v="urn:schemas-microsoft-com:vml" xmlns:w10="urn:schemas-microsoft-com:office:word" xmlns:w="http://schemas.openxmlformats.org/wordprocessingml/2006/main" xmlns:w14="http://schemas.microsoft.com/office/word/2010/wordml" xmlns:w15="http://schemas.microsoft.com/office/word/2012/wordml" xmlns:w16cei="http://schemas.microsoft.com/office/word/2026/wordml/cei" xmlns:w16cex="http://schemas.microsoft.com/office/word/2018/wordml/cex" xmlns:w16cid="http://schemas.microsoft.com/office/word/2016/wordml/cid" xmlns:w16="http://schemas.microsoft.com/office/word/2018/wordml" xmlns:w16sdtdh="http://schemas.microsoft.com/office/word/2020/wordml/sdtdatahash" xmlns:w16sdtfl="http://schemas.microsoft.com/office/word/2024/wordml/sdtformatlock" xmlns:w16se="http://schemas.microsoft.com/office/word/2015/wordml/symex" xmlns:w16du="http://schemas.microsoft.com/office/word/2023/wordml/word16du" xmlns:wne="http://schemas.microsoft.com/office/word/2006/wordml" mc:Ignorable="w14 w15 w16se w16cid w16 w16cex w16sdtdh w16sdtfl w16du wp14">
   <w:abstractNum w:abstractNumId="0" w15:restartNumberingAfterBreak="0">
+    <w:nsid w:val="04A14EA2"/>
+    <w:multiLevelType w:val="hybridMultilevel"/>
+    <w:tmpl w:val="93A8186C"/>
+    <w:lvl w:ilvl="0" w:tplc="3D8686BE">
+      <w:numFmt w:val="bullet"/>
+      <w:lvlText w:val="-"/>
+      <w:lvlJc w:val="left"/>
+      <w:pPr>
+        <w:ind w:left="720" w:hanging="360"/>
+      </w:pPr>
+      <w:rPr>
+        <w:rFonts w:ascii="Aptos" w:eastAsiaTheme="minorHAnsi" w:hAnsi="Aptos" w:cstheme="minorBidi" w:hint="default"/>
+      </w:rPr>
+    </w:lvl>
+    <w:lvl w:ilvl="1" w:tplc="04090003">
+      <w:start w:val="1"/>
+      <w:numFmt w:val="bullet"/>
+      <w:lvlText w:val="o"/>
+      <w:lvlJc w:val="left"/>
+      <w:pPr>
+        <w:ind w:left="1440" w:hanging="360"/>
+      </w:pPr>
+      <w:rPr>
+        <w:rFonts w:ascii="Courier New" w:hAnsi="Courier New" w:cs="Courier New" w:hint="default"/>
+      </w:rPr>
+    </w:lvl>
+    <w:lvl w:ilvl="2" w:tplc="04090005" w:tentative="1">
+      <w:start w:val="1"/>
+      <w:numFmt w:val="bullet"/>
+      <w:lvlText w:val=""/>
+      <w:lvlJc w:val="left"/>
+      <w:pPr>
+        <w:ind w:left="2160" w:hanging="360"/>
+      </w:pPr>
+      <w:rPr>
+        <w:rFonts w:ascii="Wingdings" w:hAnsi="Wingdings" w:hint="default"/>
+      </w:rPr>
+    </w:lvl>
+    <w:lvl w:ilvl="3" w:tplc="04090001" w:tentative="1">
+      <w:start w:val="1"/>
+      <w:numFmt w:val="bullet"/>
+      <w:lvlText w:val=""/>
+      <w:lvlJc w:val="left"/>
+      <w:pPr>
+        <w:ind w:left="2880" w:hanging="360"/>
+      </w:pPr>
+      <w:rPr>
+        <w:rFonts w:ascii="Symbol" w:hAnsi="Symbol" w:hint="default"/>
+      </w:rPr>
+    </w:lvl>
+    <w:lvl w:ilvl="4" w:tplc="04090003" w:tentative="1">
+      <w:start w:val="1"/>
+      <w:numFmt w:val="bullet"/>
+      <w:lvlText w:val="o"/>
+      <w:lvlJc w:val="left"/>
+      <w:pPr>
+        <w:ind w:left="3600" w:hanging="360"/>
+      </w:pPr>
+      <w:rPr>
+        <w:rFonts w:ascii="Courier New" w:hAnsi="Courier New" w:cs="Courier New" w:hint="default"/>
+      </w:rPr>
+    </w:lvl>
+    <w:lvl w:ilvl="5" w:tplc="04090005" w:tentative="1">
+      <w:start w:val="1"/>
+      <w:numFmt w:val="bullet"/>
+      <w:lvlText w:val=""/>
+      <w:lvlJc w:val="left"/>
+      <w:pPr>
+        <w:ind w:left="4320" w:hanging="360"/>
+      </w:pPr>
+      <w:rPr>
+        <w:rFonts w:ascii="Wingdings" w:hAnsi="Wingdings" w:hint="default"/>
+      </w:rPr>
+    </w:lvl>
+    <w:lvl w:ilvl="6" w:tplc="04090001" w:tentative="1">
+      <w:start w:val="1"/>
+      <w:numFmt w:val="bullet"/>
+      <w:lvlText w:val=""/>
+      <w:lvlJc w:val="left"/>
+      <w:pPr>
+        <w:ind w:left="5040" w:hanging="360"/>
+      </w:pPr>
+      <w:rPr>
+        <w:rFonts w:ascii="Symbol" w:hAnsi="Symbol" w:hint="default"/>
+      </w:rPr>
+    </w:lvl>
+    <w:lvl w:ilvl="7" w:tplc="04090003" w:tentative="1">
+      <w:start w:val="1"/>
+      <w:numFmt w:val="bullet"/>
+      <w:lvlText w:val="o"/>
+      <w:lvlJc w:val="left"/>
+      <w:pPr>
+        <w:ind w:left="5760" w:hanging="360"/>
+      </w:pPr>
+      <w:rPr>
+        <w:rFonts w:ascii="Courier New" w:hAnsi="Courier New" w:cs="Courier New" w:hint="default"/>
+      </w:rPr>
+    </w:lvl>
+    <w:lvl w:ilvl="8" w:tplc="04090005" w:tentative="1">
+      <w:start w:val="1"/>
+      <w:numFmt w:val="bullet"/>
+      <w:lvlText w:val=""/>
+      <w:lvlJc w:val="left"/>
+      <w:pPr>
+        <w:ind w:left="6480" w:hanging="360"/>
+      </w:pPr>
+      <w:rPr>
+        <w:rFonts w:ascii="Wingdings" w:hAnsi="Wingdings" w:hint="default"/>
+      </w:rPr>
+    </w:lvl>
+  </w:abstractNum>
+  <w:abstractNum w:abstractNumId="1" w15:restartNumberingAfterBreak="0">
     <w:nsid w:val="20CA131F"/>
     <w:multiLevelType w:val="hybridMultilevel"/>
     <w:tmpl w:val="39E2DC6A"/>
@@ -821,7 +997,7 @@
       </w:pPr>
     </w:lvl>
   </w:abstractNum>
-  <w:abstractNum w:abstractNumId="1" w15:restartNumberingAfterBreak="0">
+  <w:abstractNum w:abstractNumId="2" w15:restartNumberingAfterBreak="0">
     <w:nsid w:val="352F048E"/>
     <w:multiLevelType w:val="hybridMultilevel"/>
     <w:tmpl w:val="39E2DC6A"/>
@@ -910,7 +1086,7 @@
       </w:pPr>
     </w:lvl>
   </w:abstractNum>
-  <w:abstractNum w:abstractNumId="2" w15:restartNumberingAfterBreak="0">
+  <w:abstractNum w:abstractNumId="3" w15:restartNumberingAfterBreak="0">
     <w:nsid w:val="35AF270C"/>
     <w:multiLevelType w:val="hybridMultilevel"/>
     <w:tmpl w:val="2826B7E6"/>
@@ -1023,7 +1199,7 @@
       </w:rPr>
     </w:lvl>
   </w:abstractNum>
-  <w:abstractNum w:abstractNumId="3" w15:restartNumberingAfterBreak="0">
+  <w:abstractNum w:abstractNumId="4" w15:restartNumberingAfterBreak="0">
     <w:nsid w:val="35FA6C6C"/>
     <w:multiLevelType w:val="hybridMultilevel"/>
     <w:tmpl w:val="15F4A940"/>
@@ -1137,15 +1313,18 @@
     </w:lvl>
   </w:abstractNum>
   <w:num w:numId="1" w16cid:durableId="1213926874">
+    <w:abstractNumId w:val="2"/>
+  </w:num>
+  <w:num w:numId="2" w16cid:durableId="170872956">
+    <w:abstractNumId w:val="3"/>
+  </w:num>
+  <w:num w:numId="3" w16cid:durableId="1811048099">
+    <w:abstractNumId w:val="4"/>
+  </w:num>
+  <w:num w:numId="4" w16cid:durableId="1187063428">
     <w:abstractNumId w:val="1"/>
   </w:num>
-  <w:num w:numId="2" w16cid:durableId="170872956">
-    <w:abstractNumId w:val="2"/>
-  </w:num>
-  <w:num w:numId="3" w16cid:durableId="1811048099">
-    <w:abstractNumId w:val="3"/>
-  </w:num>
-  <w:num w:numId="4" w16cid:durableId="1187063428">
+  <w:num w:numId="5" w16cid:durableId="2079549190">
     <w:abstractNumId w:val="0"/>
   </w:num>
 </w:numbering>
